--- a/public/documents/templates/weekly-progress-report-template.docx
+++ b/public/documents/templates/weekly-progress-report-template.docx
@@ -99,7 +99,7 @@
           <w:color w:val="1F8A3B"/>
           <w:sz w:val="24"/>
         </w:rPr>
-        <w:t>College of Arts and Sciences</w:t>
+        <w:t>${college_name}</w:t>
       </w:r>
     </w:p>
     <w:p>
